--- a/public/legal/oferta_663903715112.docx
+++ b/public/legal/oferta_663903715112.docx
@@ -877,7 +877,7 @@
           <w:sz w:val="24"/>
           <w:szCs w:val="24"/>
         </w:rPr>
-        <w:t xml:space="preserve">Сайт </w:t>
+        <w:t>Сайт Продавца в сети «Интернет» – совокупность программ для электронных вычислительных машин и иной информации, содержащейся в информационной системе, доступ к которой обеспечивается посредством сети «Интернет» по доменному имени и сетевому адресу: https://cabinet.vitamin-water.ru</w:t>
       </w:r>
       <w:r>
         <w:rPr>
@@ -887,7 +887,6 @@
           <w:sz w:val="24"/>
           <w:szCs w:val="24"/>
         </w:rPr>
-        <w:t>Продавца</w:t>
       </w:r>
       <w:r>
         <w:rPr>
@@ -897,95 +896,83 @@
           <w:sz w:val="24"/>
           <w:szCs w:val="24"/>
         </w:rPr>
-        <w:t xml:space="preserve"> в сети «Интернет»</w:t>
-      </w:r>
-      <w:r>
-        <w:rPr>
-          <w:rFonts w:ascii="Times New Roman" w:hAnsi="Times New Roman" w:cs="Times New Roman"/>
-          <w:sz w:val="24"/>
-          <w:szCs w:val="24"/>
-        </w:rPr>
-        <w:t xml:space="preserve"> – совокупность программ</w:t>
-      </w:r>
-      <w:r>
-        <w:rPr>
-          <w:rFonts w:ascii="Times New Roman" w:hAnsi="Times New Roman" w:cs="Times New Roman"/>
-          <w:sz w:val="24"/>
-          <w:szCs w:val="24"/>
-        </w:rPr>
-        <w:t xml:space="preserve"> </w:t>
-      </w:r>
-      <w:r>
-        <w:rPr>
-          <w:rFonts w:ascii="Times New Roman" w:hAnsi="Times New Roman" w:cs="Times New Roman"/>
-          <w:sz w:val="24"/>
-          <w:szCs w:val="24"/>
-        </w:rPr>
-        <w:t>для электронных вычислительных машин и иной</w:t>
-      </w:r>
-      <w:r>
-        <w:rPr>
-          <w:rFonts w:ascii="Times New Roman" w:hAnsi="Times New Roman" w:cs="Times New Roman"/>
-          <w:sz w:val="24"/>
-          <w:szCs w:val="24"/>
-        </w:rPr>
-        <w:t xml:space="preserve"> </w:t>
-      </w:r>
-      <w:r>
-        <w:rPr>
-          <w:rFonts w:ascii="Times New Roman" w:hAnsi="Times New Roman" w:cs="Times New Roman"/>
-          <w:sz w:val="24"/>
-          <w:szCs w:val="24"/>
-        </w:rPr>
-        <w:t>информации, содержащейся в информационной системе,</w:t>
-      </w:r>
-      <w:r>
-        <w:rPr>
-          <w:rFonts w:ascii="Times New Roman" w:hAnsi="Times New Roman" w:cs="Times New Roman"/>
-          <w:sz w:val="24"/>
-          <w:szCs w:val="24"/>
-        </w:rPr>
-        <w:t xml:space="preserve"> </w:t>
-      </w:r>
-      <w:r>
-        <w:rPr>
-          <w:rFonts w:ascii="Times New Roman" w:hAnsi="Times New Roman" w:cs="Times New Roman"/>
-          <w:sz w:val="24"/>
-          <w:szCs w:val="24"/>
-        </w:rPr>
-        <w:t>доступ к которой обеспечивается посредством сети</w:t>
-      </w:r>
-      <w:r>
-        <w:rPr>
-          <w:rFonts w:ascii="Times New Roman" w:hAnsi="Times New Roman" w:cs="Times New Roman"/>
-          <w:sz w:val="24"/>
-          <w:szCs w:val="24"/>
-        </w:rPr>
-        <w:t xml:space="preserve"> </w:t>
-      </w:r>
-      <w:r>
-        <w:rPr>
-          <w:rFonts w:ascii="Times New Roman" w:hAnsi="Times New Roman" w:cs="Times New Roman"/>
-          <w:sz w:val="24"/>
-          <w:szCs w:val="24"/>
-        </w:rPr>
-        <w:t xml:space="preserve">«Интернет» по доменному имени и сетевому </w:t>
-      </w:r>
-      <w:r>
-        <w:rPr>
-          <w:rFonts w:ascii="Times New Roman" w:hAnsi="Times New Roman" w:cs="Times New Roman"/>
-          <w:sz w:val="24"/>
-          <w:szCs w:val="24"/>
-        </w:rPr>
-        <w:t>адресу: _</w:t>
-      </w:r>
-      <w:r>
-        <w:rPr>
-          <w:rFonts w:ascii="Times New Roman" w:hAnsi="Times New Roman" w:cs="Times New Roman"/>
-          <w:sz w:val="24"/>
-          <w:szCs w:val="24"/>
-        </w:rPr>
-        <w:t>_________</w:t>
+      </w:r>
+      <w:r>
+        <w:rPr>
+          <w:rFonts w:ascii="Times New Roman" w:hAnsi="Times New Roman" w:cs="Times New Roman"/>
+          <w:sz w:val="24"/>
+          <w:szCs w:val="24"/>
+        </w:rPr>
+      </w:r>
+      <w:r>
+        <w:rPr>
+          <w:rFonts w:ascii="Times New Roman" w:hAnsi="Times New Roman" w:cs="Times New Roman"/>
+          <w:sz w:val="24"/>
+          <w:szCs w:val="24"/>
+        </w:rPr>
+      </w:r>
+      <w:r>
+        <w:rPr>
+          <w:rFonts w:ascii="Times New Roman" w:hAnsi="Times New Roman" w:cs="Times New Roman"/>
+          <w:sz w:val="24"/>
+          <w:szCs w:val="24"/>
+        </w:rPr>
+      </w:r>
+      <w:r>
+        <w:rPr>
+          <w:rFonts w:ascii="Times New Roman" w:hAnsi="Times New Roman" w:cs="Times New Roman"/>
+          <w:sz w:val="24"/>
+          <w:szCs w:val="24"/>
+        </w:rPr>
+      </w:r>
+      <w:r>
+        <w:rPr>
+          <w:rFonts w:ascii="Times New Roman" w:hAnsi="Times New Roman" w:cs="Times New Roman"/>
+          <w:sz w:val="24"/>
+          <w:szCs w:val="24"/>
+        </w:rPr>
+      </w:r>
+      <w:r>
+        <w:rPr>
+          <w:rFonts w:ascii="Times New Roman" w:hAnsi="Times New Roman" w:cs="Times New Roman"/>
+          <w:sz w:val="24"/>
+          <w:szCs w:val="24"/>
+        </w:rPr>
+      </w:r>
+      <w:r>
+        <w:rPr>
+          <w:rFonts w:ascii="Times New Roman" w:hAnsi="Times New Roman" w:cs="Times New Roman"/>
+          <w:sz w:val="24"/>
+          <w:szCs w:val="24"/>
+        </w:rPr>
+      </w:r>
+      <w:r>
+        <w:rPr>
+          <w:rFonts w:ascii="Times New Roman" w:hAnsi="Times New Roman" w:cs="Times New Roman"/>
+          <w:sz w:val="24"/>
+          <w:szCs w:val="24"/>
+        </w:rPr>
+      </w:r>
+      <w:r>
+        <w:rPr>
+          <w:rFonts w:ascii="Times New Roman" w:hAnsi="Times New Roman" w:cs="Times New Roman"/>
+          <w:sz w:val="24"/>
+          <w:szCs w:val="24"/>
+        </w:rPr>
+      </w:r>
+      <w:r>
+        <w:rPr>
+          <w:rFonts w:ascii="Times New Roman" w:hAnsi="Times New Roman" w:cs="Times New Roman"/>
+          <w:sz w:val="24"/>
+          <w:szCs w:val="24"/>
+        </w:rPr>
+      </w:r>
+      <w:r>
+        <w:rPr>
+          <w:rFonts w:ascii="Times New Roman" w:hAnsi="Times New Roman" w:cs="Times New Roman"/>
+          <w:sz w:val="24"/>
+          <w:szCs w:val="24"/>
+        </w:rPr>
       </w:r>
     </w:p>
     <w:p>
@@ -1283,55 +1270,49 @@
           <w:sz w:val="24"/>
           <w:szCs w:val="24"/>
         </w:rPr>
-        <w:t xml:space="preserve">Наименование, количество, а также ассортимент </w:t>
-      </w:r>
-      <w:r>
-        <w:rPr>
-          <w:rFonts w:ascii="Times New Roman" w:hAnsi="Times New Roman" w:cs="Times New Roman"/>
-          <w:sz w:val="24"/>
-          <w:szCs w:val="24"/>
-        </w:rPr>
-        <w:t xml:space="preserve">Товара, его стоимость, порядок доставки и иные условия определяются на основании сведений Продавца при оформлении </w:t>
-      </w:r>
-      <w:r>
-        <w:rPr>
-          <w:rFonts w:ascii="Times New Roman" w:hAnsi="Times New Roman" w:cs="Times New Roman"/>
-          <w:sz w:val="24"/>
-          <w:szCs w:val="24"/>
-        </w:rPr>
-        <w:t>заявки</w:t>
-      </w:r>
-      <w:r>
-        <w:rPr>
-          <w:rFonts w:ascii="Times New Roman" w:hAnsi="Times New Roman" w:cs="Times New Roman"/>
-          <w:sz w:val="24"/>
-          <w:szCs w:val="24"/>
-        </w:rPr>
-        <w:t xml:space="preserve"> </w:t>
-      </w:r>
-      <w:r>
-        <w:rPr>
-          <w:rFonts w:ascii="Times New Roman" w:hAnsi="Times New Roman" w:cs="Times New Roman"/>
-          <w:sz w:val="24"/>
-          <w:szCs w:val="24"/>
-        </w:rPr>
-        <w:t xml:space="preserve">Покупателем, </w:t>
-      </w:r>
-      <w:r>
-        <w:rPr>
-          <w:rFonts w:ascii="Times New Roman" w:hAnsi="Times New Roman" w:cs="Times New Roman"/>
-          <w:sz w:val="24"/>
-          <w:szCs w:val="24"/>
-        </w:rPr>
-        <w:t xml:space="preserve">либо устанавливаются на сайте Продавца </w:t>
-      </w:r>
-      <w:r>
-        <w:rPr>
-          <w:rFonts w:ascii="Times New Roman" w:hAnsi="Times New Roman" w:cs="Times New Roman"/>
-          <w:sz w:val="24"/>
-          <w:szCs w:val="24"/>
-        </w:rPr>
-        <w:t>в сети «</w:t>
+        <w:t>Наименование, количество, а также ассортимент Товара, его стоимость, порядок предоставления и иные условия определяются на основании сведений Продавца при оформлении заявки Покупателем, либо устанавливаются на Сайте Продавца в сети «Интернет» (в том числе в Личном кабинете Покупателя) и в разделе «Цена и порядок расчетов» настоящей Оферты.</w:t>
+      </w:r>
+      <w:r>
+        <w:rPr>
+          <w:rFonts w:ascii="Times New Roman" w:hAnsi="Times New Roman" w:cs="Times New Roman"/>
+          <w:sz w:val="24"/>
+          <w:szCs w:val="24"/>
+        </w:rPr>
+      </w:r>
+      <w:r>
+        <w:rPr>
+          <w:rFonts w:ascii="Times New Roman" w:hAnsi="Times New Roman" w:cs="Times New Roman"/>
+          <w:sz w:val="24"/>
+          <w:szCs w:val="24"/>
+        </w:rPr>
+      </w:r>
+      <w:r>
+        <w:rPr>
+          <w:rFonts w:ascii="Times New Roman" w:hAnsi="Times New Roman" w:cs="Times New Roman"/>
+          <w:sz w:val="24"/>
+          <w:szCs w:val="24"/>
+        </w:rPr>
+      </w:r>
+      <w:r>
+        <w:rPr>
+          <w:rFonts w:ascii="Times New Roman" w:hAnsi="Times New Roman" w:cs="Times New Roman"/>
+          <w:sz w:val="24"/>
+          <w:szCs w:val="24"/>
+        </w:rPr>
+      </w:r>
+      <w:r>
+        <w:rPr>
+          <w:rFonts w:ascii="Times New Roman" w:hAnsi="Times New Roman" w:cs="Times New Roman"/>
+          <w:sz w:val="24"/>
+          <w:szCs w:val="24"/>
+        </w:rPr>
+      </w:r>
+      <w:r>
+        <w:rPr>
+          <w:rFonts w:ascii="Times New Roman" w:hAnsi="Times New Roman" w:cs="Times New Roman"/>
+          <w:sz w:val="24"/>
+          <w:szCs w:val="24"/>
+        </w:rPr>
       </w:r>
       <w:proofErr w:type="gramStart"/>
       <w:r>
@@ -1340,7 +1321,6 @@
           <w:sz w:val="24"/>
           <w:szCs w:val="24"/>
         </w:rPr>
-        <w:t>Интернет»_</w:t>
       </w:r>
       <w:proofErr w:type="gramEnd"/>
       <w:r>
@@ -1349,7 +1329,6 @@
           <w:sz w:val="24"/>
           <w:szCs w:val="24"/>
         </w:rPr>
-        <w:t xml:space="preserve">_____ </w:t>
       </w:r>
     </w:p>
     <w:p>
@@ -2573,63 +2552,56 @@
           <w:sz w:val="24"/>
           <w:szCs w:val="24"/>
         </w:rPr>
-        <w:t>Стоимость</w:t>
-      </w:r>
-      <w:r>
-        <w:rPr>
-          <w:rFonts w:ascii="Times New Roman" w:hAnsi="Times New Roman" w:cs="Times New Roman"/>
-          <w:sz w:val="24"/>
-          <w:szCs w:val="24"/>
-        </w:rPr>
-        <w:t xml:space="preserve">, а также порядок оплаты Товара определяется на основании сведений Продавца при оформлении заявки </w:t>
-      </w:r>
-      <w:r>
-        <w:rPr>
-          <w:rFonts w:ascii="Times New Roman" w:hAnsi="Times New Roman" w:cs="Times New Roman"/>
-          <w:sz w:val="24"/>
-          <w:szCs w:val="24"/>
-        </w:rPr>
-        <w:t>Покупателем</w:t>
-      </w:r>
-      <w:r>
-        <w:rPr>
-          <w:rFonts w:ascii="Times New Roman" w:hAnsi="Times New Roman" w:cs="Times New Roman"/>
-          <w:sz w:val="24"/>
-          <w:szCs w:val="24"/>
-        </w:rPr>
-        <w:t>,</w:t>
-      </w:r>
-      <w:r>
-        <w:rPr>
-          <w:rFonts w:ascii="Times New Roman" w:hAnsi="Times New Roman" w:cs="Times New Roman"/>
-          <w:sz w:val="24"/>
-          <w:szCs w:val="24"/>
-        </w:rPr>
-        <w:t xml:space="preserve"> </w:t>
-      </w:r>
-      <w:r>
-        <w:rPr>
-          <w:rFonts w:ascii="Times New Roman" w:hAnsi="Times New Roman" w:cs="Times New Roman"/>
-          <w:sz w:val="24"/>
-          <w:szCs w:val="24"/>
-        </w:rPr>
-        <w:t xml:space="preserve">либо устанавливаются на сайте Продавца </w:t>
-      </w:r>
-      <w:r>
-        <w:rPr>
-          <w:rFonts w:ascii="Times New Roman" w:hAnsi="Times New Roman" w:cs="Times New Roman"/>
-          <w:sz w:val="24"/>
-          <w:szCs w:val="24"/>
-        </w:rPr>
-        <w:t xml:space="preserve">в сети </w:t>
-      </w:r>
-      <w:r>
-        <w:rPr>
-          <w:rFonts w:ascii="Times New Roman" w:hAnsi="Times New Roman" w:cs="Times New Roman"/>
-          <w:sz w:val="24"/>
-          <w:szCs w:val="24"/>
-        </w:rPr>
-        <w:t>«Интернет»: ____</w:t>
+        <w:t>Стоимость, а также порядок оплаты Товара (абонемента) определяются на Сайте Продавца в сети «Интернет» (в Личном кабинете Покупателя) и составляют:</w:t>
+      </w:r>
+      <w:r>
+        <w:rPr>
+          <w:rFonts w:ascii="Times New Roman" w:hAnsi="Times New Roman" w:cs="Times New Roman"/>
+          <w:sz w:val="24"/>
+          <w:szCs w:val="24"/>
+        </w:rPr>
+      </w:r>
+      <w:r>
+        <w:rPr>
+          <w:rFonts w:ascii="Times New Roman" w:hAnsi="Times New Roman" w:cs="Times New Roman"/>
+          <w:sz w:val="24"/>
+          <w:szCs w:val="24"/>
+        </w:rPr>
+      </w:r>
+      <w:r>
+        <w:rPr>
+          <w:rFonts w:ascii="Times New Roman" w:hAnsi="Times New Roman" w:cs="Times New Roman"/>
+          <w:sz w:val="24"/>
+          <w:szCs w:val="24"/>
+        </w:rPr>
+      </w:r>
+      <w:r>
+        <w:rPr>
+          <w:rFonts w:ascii="Times New Roman" w:hAnsi="Times New Roman" w:cs="Times New Roman"/>
+          <w:sz w:val="24"/>
+          <w:szCs w:val="24"/>
+        </w:rPr>
+      </w:r>
+      <w:r>
+        <w:rPr>
+          <w:rFonts w:ascii="Times New Roman" w:hAnsi="Times New Roman" w:cs="Times New Roman"/>
+          <w:sz w:val="24"/>
+          <w:szCs w:val="24"/>
+        </w:rPr>
+      </w:r>
+      <w:r>
+        <w:rPr>
+          <w:rFonts w:ascii="Times New Roman" w:hAnsi="Times New Roman" w:cs="Times New Roman"/>
+          <w:sz w:val="24"/>
+          <w:szCs w:val="24"/>
+        </w:rPr>
+      </w:r>
+      <w:r>
+        <w:rPr>
+          <w:rFonts w:ascii="Times New Roman" w:hAnsi="Times New Roman" w:cs="Times New Roman"/>
+          <w:sz w:val="24"/>
+          <w:szCs w:val="24"/>
+        </w:rPr>
       </w:r>
     </w:p>
     <w:p>
@@ -2649,6 +2621,66 @@
         </w:rPr>
       </w:pPr>
       <w:r>
+        <w:t>1) Тариф «12 литров» — абонемент на 12 (двенадцать) литров вкусового напитка в календарный месяц; стоимость 499 (четыреста девяносто девять) рублей в месяц. Питьевая вода в рамках абонемента предоставляется без дополнительной платы.</w:t>
+      </w:r>
+    </w:p>
+    <w:p>
+      <w:pPr>
+        <w:pStyle w:val="a3"/>
+        <w:numPr>
+          <w:ilvl w:val="1"/>
+          <w:numId w:val="1"/>
+        </w:numPr>
+        <w:spacing w:after="0"/>
+        <w:ind w:left="0" w:firstLine="0"/>
+        <w:jc w:val="both"/>
+        <w:rPr>
+          <w:rFonts w:ascii="Times New Roman" w:hAnsi="Times New Roman" w:cs="Times New Roman"/>
+          <w:sz w:val="24"/>
+          <w:szCs w:val="24"/>
+        </w:rPr>
+      </w:pPr>
+      <w:r>
+        <w:t>2) Тариф «18 литров» — абонемент на 18 (восемнадцать) литров вкусового напитка в календарный месяц; стоимость 699 (шестьсот девяносто девять) рублей в месяц. Питьевая вода в рамках абонемента предоставляется без дополнительной платы.</w:t>
+      </w:r>
+    </w:p>
+    <w:p>
+      <w:pPr>
+        <w:pStyle w:val="a3"/>
+        <w:numPr>
+          <w:ilvl w:val="1"/>
+          <w:numId w:val="1"/>
+        </w:numPr>
+        <w:spacing w:after="0"/>
+        <w:ind w:left="0" w:firstLine="0"/>
+        <w:jc w:val="both"/>
+        <w:rPr>
+          <w:rFonts w:ascii="Times New Roman" w:hAnsi="Times New Roman" w:cs="Times New Roman"/>
+          <w:sz w:val="24"/>
+          <w:szCs w:val="24"/>
+        </w:rPr>
+      </w:pPr>
+      <w:r>
+        <w:t>Актуальные наименования тарифов, объёмы и цены отображаются в Личном кабинете Покупателя на Сайте Продавца. При изменении тарифов Продавец публикует актуальную редакцию Оферты и/или сведения в Личном кабинете.</w:t>
+      </w:r>
+    </w:p>
+    <w:p>
+      <w:pPr>
+        <w:pStyle w:val="a3"/>
+        <w:numPr>
+          <w:ilvl w:val="1"/>
+          <w:numId w:val="1"/>
+        </w:numPr>
+        <w:spacing w:after="0"/>
+        <w:ind w:left="0" w:firstLine="0"/>
+        <w:jc w:val="both"/>
+        <w:rPr>
+          <w:rFonts w:ascii="Times New Roman" w:hAnsi="Times New Roman" w:cs="Times New Roman"/>
+          <w:sz w:val="24"/>
+          <w:szCs w:val="24"/>
+        </w:rPr>
+      </w:pPr>
+      <w:r>
         <w:rPr>
           <w:rFonts w:ascii="Times New Roman" w:eastAsia="Times New Roman" w:hAnsi="Times New Roman" w:cs="Times New Roman"/>
           <w:sz w:val="24"/>
@@ -2669,8 +2701,14 @@
     </w:p>
     <w:p>
       <w:pPr>
-        <w:spacing w:after="0"/>
-        <w:jc w:val="both"/>
+        <w:pStyle w:val="a3"/>
+        <w:numPr>
+          <w:ilvl w:val="0"/>
+          <w:numId w:val="1"/>
+        </w:numPr>
+        <w:spacing w:after="0"/>
+        <w:ind w:left="0" w:firstLine="0"/>
+        <w:jc w:val="center"/>
         <w:rPr>
           <w:rFonts w:ascii="Times New Roman" w:hAnsi="Times New Roman" w:cs="Times New Roman"/>
           <w:b/>
@@ -2679,6 +2717,172 @@
           <w:szCs w:val="24"/>
         </w:rPr>
       </w:pPr>
+      <w:r>
+        <w:rPr>
+          <w:b/>
+        </w:rPr>
+        <w:t>Рекуррентные (автоматические) платежи</w:t>
+      </w:r>
+    </w:p>
+    <w:p>
+      <w:pPr>
+        <w:pStyle w:val="a3"/>
+        <w:numPr>
+          <w:ilvl w:val="1"/>
+          <w:numId w:val="1"/>
+        </w:numPr>
+        <w:spacing w:after="0"/>
+        <w:ind w:left="0" w:firstLine="0"/>
+        <w:jc w:val="both"/>
+        <w:rPr>
+          <w:rFonts w:ascii="Times New Roman" w:hAnsi="Times New Roman" w:cs="Times New Roman"/>
+          <w:sz w:val="24"/>
+          <w:szCs w:val="24"/>
+        </w:rPr>
+      </w:pPr>
+      <w:r>
+        <w:t>Автопродление абонемента (рекуррентные платежи) — периодическое безналичное списание стоимости выбранного тарифа с банковской карты Покупателя через платёжный сервис Robokassa после явного согласия Покупателя в Личном кабинете на Сайте Продавца.</w:t>
+      </w:r>
+    </w:p>
+    <w:p>
+      <w:pPr>
+        <w:pStyle w:val="a3"/>
+        <w:numPr>
+          <w:ilvl w:val="1"/>
+          <w:numId w:val="1"/>
+        </w:numPr>
+        <w:spacing w:after="0"/>
+        <w:ind w:left="0" w:firstLine="0"/>
+        <w:jc w:val="both"/>
+        <w:rPr>
+          <w:rFonts w:ascii="Times New Roman" w:hAnsi="Times New Roman" w:cs="Times New Roman"/>
+          <w:sz w:val="24"/>
+          <w:szCs w:val="24"/>
+        </w:rPr>
+      </w:pPr>
+      <w:r>
+        <w:t>Условия подписки: период действия абонемента — 1 (один) календарный месяц; стоимость — согласно тарифам «12 литров» (499 рублей в месяц) и «18 литров» (699 рублей в месяц), указанным в разделе «Цена и порядок расчетов» настоящей Оферты и отображаемым в Личном кабинете. При автопродлении абонемент продлевается на тот же тариф на следующий календарный месяц.</w:t>
+      </w:r>
+    </w:p>
+    <w:p>
+      <w:pPr>
+        <w:pStyle w:val="a3"/>
+        <w:numPr>
+          <w:ilvl w:val="1"/>
+          <w:numId w:val="1"/>
+        </w:numPr>
+        <w:spacing w:after="0"/>
+        <w:ind w:left="0" w:firstLine="0"/>
+        <w:jc w:val="both"/>
+        <w:rPr>
+          <w:rFonts w:ascii="Times New Roman" w:hAnsi="Times New Roman" w:cs="Times New Roman"/>
+          <w:sz w:val="24"/>
+          <w:szCs w:val="24"/>
+        </w:rPr>
+      </w:pPr>
+      <w:r>
+        <w:t>Порядок списания: первое списание производится при оплате абонемента с включённым автопродлением. Последующие (рекуррентные) списания производятся в дату окончания оплаченного периода абонемента, в течение этого календарного дня по московскому времени (UTC+3), в размере стоимости действующего тарифа.</w:t>
+      </w:r>
+    </w:p>
+    <w:p>
+      <w:pPr>
+        <w:pStyle w:val="a3"/>
+        <w:numPr>
+          <w:ilvl w:val="1"/>
+          <w:numId w:val="1"/>
+        </w:numPr>
+        <w:spacing w:after="0"/>
+        <w:ind w:left="0" w:firstLine="0"/>
+        <w:jc w:val="both"/>
+        <w:rPr>
+          <w:rFonts w:ascii="Times New Roman" w:hAnsi="Times New Roman" w:cs="Times New Roman"/>
+          <w:sz w:val="24"/>
+          <w:szCs w:val="24"/>
+        </w:rPr>
+      </w:pPr>
+      <w:r>
+        <w:t>Согласие на автоматические списания: Покупатель подтверждает согласие отдельной отметкой (чекбоксом) с текстом «Я согласен на автоматические списания согласно условиям оферты» и ссылкой на настоящую Оферту. Чекбокс не проставляется заранее. Продавец сохраняет сведения о согласии (версия текста согласия и дата/время согласия).</w:t>
+      </w:r>
+    </w:p>
+    <w:p>
+      <w:pPr>
+        <w:pStyle w:val="a3"/>
+        <w:numPr>
+          <w:ilvl w:val="1"/>
+          <w:numId w:val="1"/>
+        </w:numPr>
+        <w:spacing w:after="0"/>
+        <w:ind w:left="0" w:firstLine="0"/>
+        <w:jc w:val="both"/>
+        <w:rPr>
+          <w:rFonts w:ascii="Times New Roman" w:hAnsi="Times New Roman" w:cs="Times New Roman"/>
+          <w:sz w:val="24"/>
+          <w:szCs w:val="24"/>
+        </w:rPr>
+      </w:pPr>
+      <w:r>
+        <w:t>Отмена автопродления: Покупатель вправе в любой момент отключить автопродление в Личном кабинете на Сайте Продавца (раздел управления абонементом). Отключение прекращает последующие автоматические списания; уже оплаченный период абонемента действует до его окончания. Отмена не требует обращения в службу поддержки.</w:t>
+      </w:r>
+    </w:p>
+    <w:p>
+      <w:pPr>
+        <w:pStyle w:val="a3"/>
+        <w:numPr>
+          <w:ilvl w:val="1"/>
+          <w:numId w:val="1"/>
+        </w:numPr>
+        <w:spacing w:after="0"/>
+        <w:ind w:left="0" w:firstLine="0"/>
+        <w:jc w:val="both"/>
+        <w:rPr>
+          <w:rFonts w:ascii="Times New Roman" w:hAnsi="Times New Roman" w:cs="Times New Roman"/>
+          <w:sz w:val="24"/>
+          <w:szCs w:val="24"/>
+        </w:rPr>
+      </w:pPr>
+      <w:r>
+        <w:t>Изменение стоимости: при изменении тарифов Продавец уведомляет Покупателя через Личный кабинет и/или публикацию актуальной редакции Оферты. Новая цена применяется к автопродлению только после явного согласия Покупателя в Личном кабинете. При отсутствии согласия автопродление по новой цене не производится; оплаченный период действует до окончания.</w:t>
+      </w:r>
+    </w:p>
+    <w:p>
+      <w:pPr>
+        <w:pStyle w:val="a3"/>
+        <w:numPr>
+          <w:ilvl w:val="1"/>
+          <w:numId w:val="1"/>
+        </w:numPr>
+        <w:spacing w:after="0"/>
+        <w:ind w:left="0" w:firstLine="0"/>
+        <w:jc w:val="both"/>
+        <w:rPr>
+          <w:rFonts w:ascii="Times New Roman" w:hAnsi="Times New Roman" w:cs="Times New Roman"/>
+          <w:sz w:val="24"/>
+          <w:szCs w:val="24"/>
+        </w:rPr>
+      </w:pPr>
+      <w:r>
+        <w:t>Неуспешное списание: если рекуррентное списание не удалось, Продавец вправе повторить попытку списания в течение последующих суток. При повторной неудаче автопродление может быть приостановлено до обновления платёжных данных Покупателем в Личном кабинете.</w:t>
+      </w:r>
+    </w:p>
+    <w:p>
+      <w:pPr>
+        <w:pStyle w:val="a3"/>
+        <w:numPr>
+          <w:ilvl w:val="1"/>
+          <w:numId w:val="1"/>
+        </w:numPr>
+        <w:spacing w:after="0"/>
+        <w:ind w:left="0" w:firstLine="0"/>
+        <w:jc w:val="both"/>
+        <w:rPr>
+          <w:rFonts w:ascii="Times New Roman" w:hAnsi="Times New Roman" w:cs="Times New Roman"/>
+          <w:sz w:val="24"/>
+          <w:szCs w:val="24"/>
+        </w:rPr>
+      </w:pPr>
+      <w:r>
+        <w:t>Возврат денежных средств по абонементу: для возврата Покупатель направляет обращение на адрес электронной почты Продавца klukin1988@mail.ru с указанием номера телефона учётной записи и сути требования. При ошибочном (повторном) списании либо при обращении до начала использования оплаченного периода Продавец рассматривает требование в срок до 10 (десяти) рабочих дней и при обоснованности возвращает средства тем же безналичным способом. Возврат за частично использованный период абонемента производится пропорционально неиспользованному объёму, если иное не предусмотрено законодательством РФ.</w:t>
+      </w:r>
     </w:p>
     <w:p>
       <w:pPr>
@@ -2695,6 +2899,19 @@
     </w:p>
     <w:p>
       <w:pPr>
+        <w:spacing w:after="0"/>
+        <w:jc w:val="both"/>
+        <w:rPr>
+          <w:rFonts w:ascii="Times New Roman" w:hAnsi="Times New Roman" w:cs="Times New Roman"/>
+          <w:b/>
+          <w:bCs/>
+          <w:sz w:val="24"/>
+          <w:szCs w:val="24"/>
+        </w:rPr>
+      </w:pPr>
+    </w:p>
+    <w:p>
+      <w:pPr>
         <w:pStyle w:val="a3"/>
         <w:numPr>
           <w:ilvl w:val="0"/>
@@ -3209,6 +3426,26 @@
           <w:lang w:eastAsia="ru-RU"/>
         </w:rPr>
         <w:t xml:space="preserve">родавца. </w:t>
+      </w:r>
+    </w:p>
+    <w:p>
+      <w:pPr>
+        <w:pStyle w:val="a3"/>
+        <w:numPr>
+          <w:ilvl w:val="1"/>
+          <w:numId w:val="1"/>
+        </w:numPr>
+        <w:spacing w:after="0"/>
+        <w:ind w:left="0" w:firstLine="0"/>
+        <w:jc w:val="both"/>
+        <w:rPr>
+          <w:rFonts w:ascii="Times New Roman" w:hAnsi="Times New Roman" w:cs="Times New Roman"/>
+          <w:sz w:val="24"/>
+          <w:szCs w:val="24"/>
+        </w:rPr>
+      </w:pPr>
+      <w:r>
+        <w:t>5.3      В отношении абонементов (подписок) применяются также правила возврата, указанные в разделе «Рекуррентные (автоматические) платежи» настоящей Оферты.</w:t>
       </w:r>
     </w:p>
     <w:p>
